--- a/GyP_KTKF.docx
+++ b/GyP_KTKF.docx
@@ -1652,6 +1652,29 @@
     </w:p>
     <w:p>
       <w:pPr>
+        <w:pStyle w:val="Listaszerbekezds"/>
+        <w:numPr>
+          <w:ilvl w:val="0"/>
+          <w:numId w:val="1"/>
+        </w:numPr>
+      </w:pPr>
+      <w:r>
+        <w:t xml:space="preserve">esp32-cam </w:t>
+      </w:r>
+      <w:proofErr w:type="spellStart"/>
+      <w:r>
+        <w:t>module</w:t>
+      </w:r>
+      <w:proofErr w:type="spellEnd"/>
+      <w:r>
+        <w:t xml:space="preserve"> kamera</w:t>
+      </w:r>
+      <w:r>
+        <w:t xml:space="preserve"> használata</w:t>
+      </w:r>
+    </w:p>
+    <w:p>
+      <w:pPr>
         <w:rPr>
           <w:rFonts w:ascii="Times New Roman" w:eastAsiaTheme="majorEastAsia" w:hAnsi="Times New Roman" w:cstheme="majorBidi"/>
           <w:color w:val="660033"/>
@@ -1947,6 +1970,11 @@
         <w:t>5.1 Erőforrás-terv</w:t>
       </w:r>
       <w:bookmarkEnd w:id="12"/>
+    </w:p>
+    <w:p>
+      <w:r>
+        <w:tab/>
+      </w:r>
     </w:p>
     <w:p>
       <w:pPr>
@@ -2761,7 +2789,7 @@
   <w:abstractNum w:abstractNumId="1" w15:restartNumberingAfterBreak="0">
     <w:nsid w:val="397D1DA4"/>
     <w:multiLevelType w:val="hybridMultilevel"/>
-    <w:tmpl w:val="E5126E28"/>
+    <w:tmpl w:val="6D469BBC"/>
     <w:lvl w:ilvl="0" w:tplc="040E0001">
       <w:start w:val="1"/>
       <w:numFmt w:val="bullet"/>

--- a/GyP_KTKF.docx
+++ b/GyP_KTKF.docx
@@ -1659,18 +1659,7 @@
         </w:numPr>
       </w:pPr>
       <w:r>
-        <w:t xml:space="preserve">esp32-cam </w:t>
-      </w:r>
-      <w:proofErr w:type="spellStart"/>
-      <w:r>
-        <w:t>module</w:t>
-      </w:r>
-      <w:proofErr w:type="spellEnd"/>
-      <w:r>
-        <w:t xml:space="preserve"> kamera</w:t>
-      </w:r>
-      <w:r>
-        <w:t xml:space="preserve"> használata</w:t>
+        <w:t>esp32-cam kamera</w:t>
       </w:r>
     </w:p>
     <w:p>
@@ -1972,8 +1961,24 @@
       <w:bookmarkEnd w:id="12"/>
     </w:p>
     <w:p>
-      <w:r>
-        <w:tab/>
+      <w:pPr>
+        <w:pStyle w:val="Listaszerbekezds"/>
+        <w:numPr>
+          <w:ilvl w:val="0"/>
+          <w:numId w:val="1"/>
+        </w:numPr>
+      </w:pPr>
+      <w:r>
+        <w:t xml:space="preserve">PG által szponzorált </w:t>
+      </w:r>
+      <w:r>
+        <w:t xml:space="preserve">sp32-cam </w:t>
+      </w:r>
+      <w:r>
+        <w:t>kamera</w:t>
+      </w:r>
+      <w:r>
+        <w:t xml:space="preserve"> </w:t>
       </w:r>
     </w:p>
     <w:p>

--- a/GyP_KTKF.docx
+++ b/GyP_KTKF.docx
@@ -2,16 +2,6 @@
 <file path=word/document.xml><?xml version="1.0" encoding="utf-8"?>
 <w:document xmlns:wpc="http://schemas.microsoft.com/office/word/2010/wordprocessingCanvas" xmlns:cx="http://schemas.microsoft.com/office/drawing/2014/chartex" xmlns:cx1="http://schemas.microsoft.com/office/drawing/2015/9/8/chartex" xmlns:cx2="http://schemas.microsoft.com/office/drawing/2015/10/21/chartex" xmlns:cx3="http://schemas.microsoft.com/office/drawing/2016/5/9/chartex" xmlns:cx4="http://schemas.microsoft.com/office/drawing/2016/5/10/chartex" xmlns:cx5="http://schemas.microsoft.com/office/drawing/2016/5/11/chartex" xmlns:cx6="http://schemas.microsoft.com/office/drawing/2016/5/12/chartex" xmlns:cx7="http://schemas.microsoft.com/office/drawing/2016/5/13/chartex" xmlns:cx8="http://schemas.microsoft.com/office/drawing/2016/5/14/chartex" xmlns:mc="http://schemas.openxmlformats.org/markup-compatibility/2006" xmlns:aink="http://schemas.microsoft.com/office/drawing/2016/ink" xmlns:am3d="http://schemas.microsoft.com/office/drawing/2017/model3d" xmlns:o="urn:schemas-microsoft-com:office:office" xmlns:r="http://schemas.openxmlformats.org/officeDocument/2006/relationships" xmlns:m="http://schemas.openxmlformats.org/officeDocument/2006/math" xmlns:v="urn:schemas-microsoft-com:vml" xmlns:wp14="http://schemas.microsoft.com/office/word/2010/wordprocessingDrawing" xmlns:wp="http://schemas.openxmlformats.org/drawingml/2006/wordprocessingDrawing" xmlns:w10="urn:schemas-microsoft-com:office:word" xmlns:w="http://schemas.openxmlformats.org/wordprocessingml/2006/main" xmlns:w14="http://schemas.microsoft.com/office/word/2010/wordml" xmlns:w15="http://schemas.microsoft.com/office/word/2012/wordml" xmlns:w16cex="http://schemas.microsoft.com/office/word/2018/wordml/cex" xmlns:w16cid="http://schemas.microsoft.com/office/word/2016/wordml/cid" xmlns:w16="http://schemas.microsoft.com/office/word/2018/wordml" xmlns:w16sdtdh="http://schemas.microsoft.com/office/word/2020/wordml/sdtdatahash" xmlns:w16se="http://schemas.microsoft.com/office/word/2015/wordml/symex" xmlns:wpg="http://schemas.microsoft.com/office/word/2010/wordprocessingGroup" xmlns:wpi="http://schemas.microsoft.com/office/word/2010/wordprocessingInk" xmlns:wne="http://schemas.microsoft.com/office/word/2006/wordml" xmlns:wps="http://schemas.microsoft.com/office/word/2010/wordprocessingShape" mc:Ignorable="w14 w15 w16se w16cid w16 w16cex w16sdtdh wp14">
   <w:body>
-    <w:p/>
-    <w:p/>
-    <w:p/>
-    <w:p/>
-    <w:p/>
-    <w:p>
-      <w:pPr>
-        <w:jc w:val="center"/>
-      </w:pPr>
-    </w:p>
     <w:p>
       <w:pPr>
         <w:jc w:val="center"/>
@@ -23,7 +13,6 @@
           <w:u w:val="single"/>
         </w:rPr>
       </w:pPr>
-      <w:proofErr w:type="spellStart"/>
       <w:r>
         <w:rPr>
           <w:rFonts w:ascii="Times New Roman" w:hAnsi="Times New Roman" w:cs="Times New Roman"/>
@@ -32,9 +21,8 @@
           <w:szCs w:val="72"/>
           <w:u w:val="single"/>
         </w:rPr>
-        <w:t>GyP</w:t>
-      </w:r>
-      <w:proofErr w:type="spellEnd"/>
+        <w:t>GP</w:t>
+      </w:r>
     </w:p>
     <w:p>
       <w:pPr>
@@ -171,8 +159,6 @@
               <w:lang w:eastAsia="en-US"/>
             </w:rPr>
           </w:pPr>
-        </w:p>
-        <w:p>
           <w:r>
             <w:rPr>
               <w:sz w:val="22"/>
@@ -1402,7 +1388,6 @@
         </w:p>
       </w:sdtContent>
     </w:sdt>
-    <w:p/>
     <w:p>
       <w:pPr>
         <w:pStyle w:val="Tartalomjegyzkcmsora"/>
@@ -1432,9 +1417,6 @@
       <w:pPr>
         <w:pStyle w:val="Cmsor2"/>
       </w:pPr>
-      <w:r>
-        <w:tab/>
-      </w:r>
       <w:bookmarkStart w:id="0" w:name="_Toc239402851"/>
       <w:r>
         <w:t>2.1. Cím</w:t>
@@ -1460,9 +1442,6 @@
       <w:pPr>
         <w:pStyle w:val="Cmsor2"/>
       </w:pPr>
-      <w:r>
-        <w:tab/>
-      </w:r>
       <w:bookmarkStart w:id="1" w:name="_Toc239402852"/>
       <w:r>
         <w:t>2.2. Feladat ismertetése</w:t>
@@ -1471,13 +1450,10 @@
     </w:p>
     <w:p>
       <w:r>
-        <w:tab/>
-      </w:r>
-      <w:r>
         <w:t>Saját tapasztalat alapján a kollégiumi kimenetelek felügyelete kényelmetlen a tanárok és diákok részéről egyaránt mivel a tanárok nem tudják nyomon követni hogy merre jár a diák és mikor ért vissza élőben a, diákoknak meg mindig fel kell keresnie a legközelebbi tanárt és megbeszélni vele távozásának okát.</w:t>
       </w:r>
       <w:r>
-        <w:tab/>
+        <w:t xml:space="preserve"> </w:t>
       </w:r>
       <w:r>
         <w:t xml:space="preserve">Ez a szoftver azért szolgálna hogy mind ez digitális úton </w:t>
@@ -1496,7 +1472,6 @@
     </w:p>
     <w:p>
       <w:pPr>
-        <w:ind w:firstLine="708"/>
         <w:rPr>
           <w:rFonts w:ascii="Times New Roman" w:eastAsiaTheme="majorEastAsia" w:hAnsi="Times New Roman" w:cstheme="majorBidi"/>
           <w:color w:val="660033"/>
@@ -1525,7 +1500,31 @@
         <w:rPr>
           <w:szCs w:val="28"/>
         </w:rPr>
-        <w:t xml:space="preserve"> megsegítésére ami valós időben követi a diákok kimeneteleit és távolléteit.</w:t>
+        <w:t xml:space="preserve"> megsegítésére ami valós időben követi a diákok kimeneteleit</w:t>
+      </w:r>
+      <w:r>
+        <w:rPr>
+          <w:szCs w:val="28"/>
+        </w:rPr>
+        <w:t>,</w:t>
+      </w:r>
+      <w:r>
+        <w:rPr>
+          <w:szCs w:val="28"/>
+        </w:rPr>
+        <w:t xml:space="preserve"> távolléteit</w:t>
+      </w:r>
+      <w:r>
+        <w:rPr>
+          <w:szCs w:val="28"/>
+        </w:rPr>
+        <w:t xml:space="preserve"> és kollégiumban tartózkodását</w:t>
+      </w:r>
+      <w:r>
+        <w:rPr>
+          <w:szCs w:val="28"/>
+        </w:rPr>
+        <w:t>.</w:t>
       </w:r>
       <w:bookmarkStart w:id="2" w:name="_Toc239402853"/>
       <w:r>
@@ -1549,18 +1548,13 @@
       <w:pPr>
         <w:pStyle w:val="Cmsor2"/>
       </w:pPr>
-      <w:r>
-        <w:tab/>
-      </w:r>
       <w:bookmarkStart w:id="3" w:name="_Toc239402854"/>
       <w:r>
-        <w:t xml:space="preserve">3.1 </w:t>
-      </w:r>
-      <w:proofErr w:type="spellStart"/>
-      <w:r>
-        <w:t>Op</w:t>
-      </w:r>
-      <w:proofErr w:type="spellEnd"/>
+        <w:t>3.1 Op</w:t>
+      </w:r>
+      <w:r>
+        <w:t>erációs</w:t>
+      </w:r>
       <w:r>
         <w:t xml:space="preserve"> rendszer</w:t>
       </w:r>
@@ -1582,18 +1576,13 @@
       <w:pPr>
         <w:pStyle w:val="Cmsor2"/>
       </w:pPr>
-      <w:r>
-        <w:tab/>
-      </w:r>
       <w:bookmarkStart w:id="4" w:name="_Toc239402855"/>
       <w:r>
-        <w:t xml:space="preserve">3.2 </w:t>
-      </w:r>
-      <w:proofErr w:type="spellStart"/>
-      <w:r>
-        <w:t>Prog</w:t>
-      </w:r>
-      <w:proofErr w:type="spellEnd"/>
+        <w:t>3.2 Prog</w:t>
+      </w:r>
+      <w:r>
+        <w:t>ramozási</w:t>
+      </w:r>
       <w:r>
         <w:t xml:space="preserve"> nyelv</w:t>
       </w:r>
@@ -1610,14 +1599,33 @@
       <w:r>
         <w:t>C#</w:t>
       </w:r>
+      <w:r>
+        <w:t>,</w:t>
+      </w:r>
+      <w:r>
+        <w:t xml:space="preserve"> </w:t>
+      </w:r>
+      <w:r>
+        <w:t xml:space="preserve">HTML, CSS, </w:t>
+      </w:r>
+      <w:proofErr w:type="spellStart"/>
+      <w:r>
+        <w:t>MySql</w:t>
+      </w:r>
+      <w:proofErr w:type="spellEnd"/>
+      <w:r>
+        <w:t xml:space="preserve">, </w:t>
+      </w:r>
+      <w:proofErr w:type="spellStart"/>
+      <w:r>
+        <w:t>Javascript</w:t>
+      </w:r>
+      <w:proofErr w:type="spellEnd"/>
     </w:p>
     <w:p>
       <w:pPr>
         <w:pStyle w:val="Cmsor2"/>
       </w:pPr>
-      <w:r>
-        <w:tab/>
-      </w:r>
       <w:bookmarkStart w:id="5" w:name="_Toc239402856"/>
       <w:r>
         <w:t>3.3 Megoldás formátuma</w:t>
@@ -1628,9 +1636,6 @@
       <w:pPr>
         <w:pStyle w:val="Cmsor2"/>
       </w:pPr>
-      <w:r>
-        <w:tab/>
-      </w:r>
       <w:bookmarkStart w:id="6" w:name="_Toc239402857"/>
       <w:r>
         <w:t>3.4 Szoftverfejlesztés</w:t>
@@ -1641,9 +1646,6 @@
       <w:pPr>
         <w:pStyle w:val="Cmsor2"/>
       </w:pPr>
-      <w:r>
-        <w:tab/>
-      </w:r>
       <w:bookmarkStart w:id="7" w:name="_Toc239402858"/>
       <w:r>
         <w:t>3.5 Modulok</w:t>
@@ -1659,7 +1661,115 @@
         </w:numPr>
       </w:pPr>
       <w:r>
+        <w:t>Adatbázis tervezése, kivitelezése</w:t>
+      </w:r>
+    </w:p>
+    <w:p>
+      <w:pPr>
+        <w:pStyle w:val="Listaszerbekezds"/>
+        <w:numPr>
+          <w:ilvl w:val="0"/>
+          <w:numId w:val="1"/>
+        </w:numPr>
+      </w:pPr>
+      <w:r>
+        <w:t>Felhasználóbarát front end tervezése:</w:t>
+      </w:r>
+    </w:p>
+    <w:p>
+      <w:pPr>
+        <w:pStyle w:val="Listaszerbekezds"/>
+        <w:numPr>
+          <w:ilvl w:val="1"/>
+          <w:numId w:val="1"/>
+        </w:numPr>
+      </w:pPr>
+      <w:r>
+        <w:t>Applikáció felülete</w:t>
+      </w:r>
+    </w:p>
+    <w:p>
+      <w:pPr>
+        <w:pStyle w:val="Listaszerbekezds"/>
+        <w:numPr>
+          <w:ilvl w:val="1"/>
+          <w:numId w:val="1"/>
+        </w:numPr>
+      </w:pPr>
+      <w:r>
+        <w:t>Menürendszer</w:t>
+      </w:r>
+    </w:p>
+    <w:p>
+      <w:pPr>
+        <w:pStyle w:val="Listaszerbekezds"/>
+        <w:numPr>
+          <w:ilvl w:val="1"/>
+          <w:numId w:val="1"/>
+        </w:numPr>
+      </w:pPr>
+      <w:r>
+        <w:t>Beállítások</w:t>
+      </w:r>
+    </w:p>
+    <w:p>
+      <w:pPr>
+        <w:pStyle w:val="Listaszerbekezds"/>
+        <w:numPr>
+          <w:ilvl w:val="1"/>
+          <w:numId w:val="1"/>
+        </w:numPr>
+      </w:pPr>
+      <w:r>
+        <w:t>Bejelentkezési felület</w:t>
+      </w:r>
+    </w:p>
+    <w:p>
+      <w:pPr>
+        <w:pStyle w:val="Listaszerbekezds"/>
+        <w:numPr>
+          <w:ilvl w:val="1"/>
+          <w:numId w:val="1"/>
+        </w:numPr>
+      </w:pPr>
+      <w:r>
+        <w:t>Értesítési rendszer</w:t>
+      </w:r>
+    </w:p>
+    <w:p>
+      <w:pPr>
+        <w:pStyle w:val="Listaszerbekezds"/>
+        <w:numPr>
+          <w:ilvl w:val="0"/>
+          <w:numId w:val="1"/>
+        </w:numPr>
+      </w:pPr>
+      <w:r>
+        <w:t>Back end kivitelezése</w:t>
+      </w:r>
+    </w:p>
+    <w:p>
+      <w:pPr>
+        <w:pStyle w:val="Listaszerbekezds"/>
+        <w:numPr>
+          <w:ilvl w:val="1"/>
+          <w:numId w:val="1"/>
+        </w:numPr>
+      </w:pPr>
+      <w:r>
         <w:t>esp32-cam kamera</w:t>
+      </w:r>
+    </w:p>
+    <w:p>
+      <w:pPr>
+        <w:pStyle w:val="Listaszerbekezds"/>
+        <w:numPr>
+          <w:ilvl w:val="0"/>
+          <w:numId w:val="1"/>
+        </w:numPr>
+      </w:pPr>
+      <w:r>
+        <w:t>Projektvezetéssel kapcsolatos dokumentációk, nyilvántartások vezetése, feladatok összehangolása, felhasználói dokumentáció elkészítése, tesztelés.</w:t>
       </w:r>
     </w:p>
     <w:p>
@@ -1691,9 +1801,6 @@
       <w:pPr>
         <w:pStyle w:val="Cmsor2"/>
       </w:pPr>
-      <w:r>
-        <w:tab/>
-      </w:r>
       <w:bookmarkStart w:id="9" w:name="_Toc239402860"/>
       <w:r>
         <w:t>4.1 Megjelenés</w:t>
@@ -1704,9 +1811,6 @@
       <w:pPr>
         <w:pStyle w:val="Cmsor2"/>
       </w:pPr>
-      <w:r>
-        <w:tab/>
-      </w:r>
       <w:bookmarkStart w:id="10" w:name="_Toc239402861"/>
       <w:r>
         <w:t>4.2 Funkciók</w:t>
@@ -1719,7 +1823,7 @@
         <w:pStyle w:val="Listaszerbekezds"/>
         <w:numPr>
           <w:ilvl w:val="0"/>
-          <w:numId w:val="1"/>
+          <w:numId w:val="5"/>
         </w:numPr>
         <w:rPr>
           <w:rFonts w:ascii="Times New Roman" w:eastAsiaTheme="majorEastAsia" w:hAnsi="Times New Roman" w:cstheme="majorBidi"/>
@@ -1738,7 +1842,7 @@
         <w:pStyle w:val="Listaszerbekezds"/>
         <w:numPr>
           <w:ilvl w:val="0"/>
-          <w:numId w:val="1"/>
+          <w:numId w:val="5"/>
         </w:numPr>
         <w:rPr>
           <w:rFonts w:ascii="Times New Roman" w:eastAsiaTheme="majorEastAsia" w:hAnsi="Times New Roman" w:cstheme="majorBidi"/>
@@ -1757,7 +1861,7 @@
         <w:pStyle w:val="Listaszerbekezds"/>
         <w:numPr>
           <w:ilvl w:val="0"/>
-          <w:numId w:val="1"/>
+          <w:numId w:val="5"/>
         </w:numPr>
         <w:rPr>
           <w:rFonts w:ascii="Times New Roman" w:eastAsiaTheme="majorEastAsia" w:hAnsi="Times New Roman" w:cstheme="majorBidi"/>
@@ -1776,7 +1880,7 @@
         <w:pStyle w:val="Listaszerbekezds"/>
         <w:numPr>
           <w:ilvl w:val="0"/>
-          <w:numId w:val="1"/>
+          <w:numId w:val="5"/>
         </w:numPr>
         <w:rPr>
           <w:rFonts w:ascii="Times New Roman" w:eastAsiaTheme="majorEastAsia" w:hAnsi="Times New Roman" w:cstheme="majorBidi"/>
@@ -1795,7 +1899,7 @@
         <w:pStyle w:val="Listaszerbekezds"/>
         <w:numPr>
           <w:ilvl w:val="0"/>
-          <w:numId w:val="1"/>
+          <w:numId w:val="5"/>
         </w:numPr>
         <w:rPr>
           <w:rFonts w:ascii="Times New Roman" w:eastAsiaTheme="majorEastAsia" w:hAnsi="Times New Roman" w:cstheme="majorBidi"/>
@@ -1814,7 +1918,7 @@
         <w:pStyle w:val="Listaszerbekezds"/>
         <w:numPr>
           <w:ilvl w:val="0"/>
-          <w:numId w:val="1"/>
+          <w:numId w:val="5"/>
         </w:numPr>
         <w:rPr>
           <w:rFonts w:ascii="Times New Roman" w:eastAsiaTheme="majorEastAsia" w:hAnsi="Times New Roman" w:cstheme="majorBidi"/>
@@ -1833,7 +1937,7 @@
         <w:pStyle w:val="Listaszerbekezds"/>
         <w:numPr>
           <w:ilvl w:val="0"/>
-          <w:numId w:val="1"/>
+          <w:numId w:val="5"/>
         </w:numPr>
         <w:rPr>
           <w:rFonts w:ascii="Times New Roman" w:eastAsiaTheme="majorEastAsia" w:hAnsi="Times New Roman" w:cstheme="majorBidi"/>
@@ -1852,7 +1956,7 @@
         <w:pStyle w:val="Listaszerbekezds"/>
         <w:numPr>
           <w:ilvl w:val="0"/>
-          <w:numId w:val="1"/>
+          <w:numId w:val="5"/>
         </w:numPr>
         <w:rPr>
           <w:rFonts w:ascii="Times New Roman" w:eastAsiaTheme="majorEastAsia" w:hAnsi="Times New Roman" w:cstheme="majorBidi"/>
@@ -1871,7 +1975,7 @@
         <w:pStyle w:val="Listaszerbekezds"/>
         <w:numPr>
           <w:ilvl w:val="0"/>
-          <w:numId w:val="1"/>
+          <w:numId w:val="5"/>
         </w:numPr>
         <w:rPr>
           <w:rFonts w:ascii="Times New Roman" w:eastAsiaTheme="majorEastAsia" w:hAnsi="Times New Roman" w:cstheme="majorBidi"/>
@@ -1882,7 +1986,10 @@
         </w:rPr>
       </w:pPr>
       <w:r>
-        <w:t>tanári felületen távollétek jóváhagyása</w:t>
+        <w:t xml:space="preserve">tanári felületen </w:t>
+      </w:r>
+      <w:r>
+        <w:t>eltávozási kérelmek elutasítása/engedélyezése</w:t>
       </w:r>
     </w:p>
     <w:p>
@@ -1890,7 +1997,7 @@
         <w:pStyle w:val="Listaszerbekezds"/>
         <w:numPr>
           <w:ilvl w:val="0"/>
-          <w:numId w:val="1"/>
+          <w:numId w:val="5"/>
         </w:numPr>
         <w:rPr>
           <w:rFonts w:ascii="Times New Roman" w:eastAsiaTheme="majorEastAsia" w:hAnsi="Times New Roman" w:cstheme="majorBidi"/>
@@ -1909,7 +2016,7 @@
         <w:pStyle w:val="Listaszerbekezds"/>
         <w:numPr>
           <w:ilvl w:val="0"/>
-          <w:numId w:val="1"/>
+          <w:numId w:val="5"/>
         </w:numPr>
         <w:rPr>
           <w:rFonts w:ascii="Times New Roman" w:eastAsiaTheme="majorEastAsia" w:hAnsi="Times New Roman" w:cstheme="majorBidi"/>
@@ -1951,9 +2058,6 @@
       <w:pPr>
         <w:pStyle w:val="Cmsor2"/>
       </w:pPr>
-      <w:r>
-        <w:tab/>
-      </w:r>
       <w:bookmarkStart w:id="12" w:name="_Toc239402863"/>
       <w:r>
         <w:t>5.1 Erőforrás-terv</w:t>
@@ -1965,12 +2069,51 @@
         <w:pStyle w:val="Listaszerbekezds"/>
         <w:numPr>
           <w:ilvl w:val="0"/>
-          <w:numId w:val="1"/>
+          <w:numId w:val="6"/>
         </w:numPr>
       </w:pPr>
       <w:r>
-        <w:t xml:space="preserve">PG által szponzorált </w:t>
-      </w:r>
+        <w:t>Pozsár Dániel Benjámin:</w:t>
+      </w:r>
+    </w:p>
+    <w:p>
+      <w:pPr>
+        <w:pStyle w:val="Listaszerbekezds"/>
+        <w:numPr>
+          <w:ilvl w:val="1"/>
+          <w:numId w:val="6"/>
+        </w:numPr>
+      </w:pPr>
+    </w:p>
+    <w:p>
+      <w:pPr>
+        <w:pStyle w:val="Listaszerbekezds"/>
+        <w:numPr>
+          <w:ilvl w:val="0"/>
+          <w:numId w:val="6"/>
+        </w:numPr>
+      </w:pPr>
+      <w:r>
+        <w:t>Gulyás Benedek Vili:</w:t>
+      </w:r>
+    </w:p>
+    <w:p>
+      <w:pPr>
+        <w:pStyle w:val="Listaszerbekezds"/>
+        <w:numPr>
+          <w:ilvl w:val="1"/>
+          <w:numId w:val="6"/>
+        </w:numPr>
+      </w:pPr>
+    </w:p>
+    <w:p>
+      <w:pPr>
+        <w:pStyle w:val="Listaszerbekezds"/>
+        <w:numPr>
+          <w:ilvl w:val="0"/>
+          <w:numId w:val="6"/>
+        </w:numPr>
+      </w:pPr>
       <w:r>
         <w:t xml:space="preserve">sp32-cam </w:t>
       </w:r>
@@ -1985,27 +2128,19 @@
       <w:pPr>
         <w:pStyle w:val="Cmsor2"/>
       </w:pPr>
-      <w:r>
-        <w:tab/>
-      </w:r>
       <w:bookmarkStart w:id="13" w:name="_Toc239402864"/>
       <w:r>
-        <w:t xml:space="preserve">5.2 Technikai </w:t>
-      </w:r>
-      <w:proofErr w:type="spellStart"/>
-      <w:r>
-        <w:t>dok</w:t>
+        <w:t>5.2 Technikai dok</w:t>
       </w:r>
       <w:bookmarkEnd w:id="13"/>
-      <w:proofErr w:type="spellEnd"/>
+      <w:r>
+        <w:t>umentáció</w:t>
+      </w:r>
     </w:p>
     <w:p>
       <w:pPr>
         <w:pStyle w:val="Cmsor2"/>
       </w:pPr>
-      <w:r>
-        <w:tab/>
-      </w:r>
       <w:bookmarkStart w:id="14" w:name="_Toc239402865"/>
       <w:r>
         <w:t xml:space="preserve">5.3 </w:t>
@@ -2016,30 +2151,23 @@
       <w:r>
         <w:t xml:space="preserve">orráskód </w:t>
       </w:r>
-      <w:proofErr w:type="spellStart"/>
-      <w:r>
-        <w:t>dok</w:t>
-      </w:r>
       <w:bookmarkEnd w:id="14"/>
-      <w:proofErr w:type="spellEnd"/>
+      <w:r>
+        <w:t>dokumentáció</w:t>
+      </w:r>
     </w:p>
     <w:p>
       <w:pPr>
         <w:pStyle w:val="Cmsor2"/>
       </w:pPr>
-      <w:r>
-        <w:tab/>
-      </w:r>
       <w:bookmarkStart w:id="15" w:name="_Toc239402866"/>
       <w:r>
         <w:t xml:space="preserve">5.4 Felhasználói </w:t>
       </w:r>
-      <w:proofErr w:type="spellStart"/>
-      <w:r>
-        <w:t>dok</w:t>
-      </w:r>
       <w:bookmarkEnd w:id="15"/>
-      <w:proofErr w:type="spellEnd"/>
+      <w:r>
+        <w:t>dokumentáció</w:t>
+      </w:r>
     </w:p>
     <w:p>
       <w:pPr>
@@ -2068,27 +2196,40 @@
     </w:p>
     <w:p>
       <w:r>
-        <w:tab/>
-      </w:r>
-      <w:r>
         <w:t>Projekt neve: KTKF (Kollégiumi Távollét Kezelő Felület)</w:t>
       </w:r>
     </w:p>
     <w:p>
       <w:r>
-        <w:tab/>
         <w:t>Feladat rövid ismertetése: kollégiumi kezelő ami figyeli a diákok távolléteit</w:t>
       </w:r>
     </w:p>
     <w:p>
       <w:r>
-        <w:tab/>
-        <w:t xml:space="preserve">Felhasznált programozási nyelv: C#, HTML, </w:t>
-      </w:r>
-    </w:p>
-    <w:p>
-      <w:r>
-        <w:tab/>
+        <w:t>Felhasznált programozási nyelv: C#, HTML,</w:t>
+      </w:r>
+      <w:r>
+        <w:t xml:space="preserve"> CSS, </w:t>
+      </w:r>
+      <w:proofErr w:type="spellStart"/>
+      <w:r>
+        <w:t>MySql</w:t>
+      </w:r>
+      <w:proofErr w:type="spellEnd"/>
+      <w:r>
+        <w:t>,</w:t>
+      </w:r>
+      <w:r>
+        <w:t xml:space="preserve"> </w:t>
+      </w:r>
+      <w:proofErr w:type="spellStart"/>
+      <w:r>
+        <w:t>Javascript</w:t>
+      </w:r>
+      <w:proofErr w:type="spellEnd"/>
+    </w:p>
+    <w:p>
+      <w:r>
         <w:t>Specifikációt összeállította: Pozsár Dániel, Gulyás Benedek</w:t>
       </w:r>
     </w:p>
@@ -2106,7 +2247,8 @@
       </w:pgBorders>
       <w:pgNumType w:start="1"/>
       <w:cols w:space="708"/>
-      <w:docGrid w:linePitch="360"/>
+      <w:titlePg/>
+      <w:docGrid w:linePitch="381"/>
     </w:sectPr>
   </w:body>
 </w:document>
@@ -2280,7 +2422,7 @@
                     <v:h position="#0,topLeft" xrange="0,21600"/>
                   </v:handles>
                 </v:shapetype>
-                <v:shape id="Háromszög 7" o:spid="_x0000_s1026" type="#_x0000_t5" style="position:absolute;margin-left:0;margin-top:0;width:167.4pt;height:161.8pt;flip:x;z-index:251662336;visibility:visible;mso-wrap-style:square;mso-width-percent:0;mso-height-percent:0;mso-wrap-distance-left:9pt;mso-wrap-distance-top:0;mso-wrap-distance-right:9pt;mso-wrap-distance-bottom:0;mso-position-horizontal:left;mso-position-horizontal-relative:page;mso-position-vertical:bottom;mso-position-vertical-relative:page;mso-width-percent:0;mso-height-percent:0;mso-width-relative:page;mso-height-relative:page;v-text-anchor:top" o:gfxdata="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" adj="21600" fillcolor="#fcc" stroked="f">
+                <v:shape id="Háromszög 7" o:spid="_x0000_s1026" type="#_x0000_t5" style="position:absolute;left:0;text-align:left;margin-left:0;margin-top:0;width:167.4pt;height:161.8pt;flip:x;z-index:251662336;visibility:visible;mso-wrap-style:square;mso-width-percent:0;mso-height-percent:0;mso-wrap-distance-left:9pt;mso-wrap-distance-top:0;mso-wrap-distance-right:9pt;mso-wrap-distance-bottom:0;mso-position-horizontal:left;mso-position-horizontal-relative:page;mso-position-vertical:bottom;mso-position-vertical-relative:page;mso-width-percent:0;mso-height-percent:0;mso-width-relative:page;mso-height-relative:page;v-text-anchor:top" o:gfxdata="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" adj="21600" fillcolor="#fcc" stroked="f">
                   <v:textbox>
                     <w:txbxContent>
                       <w:p>
@@ -2425,30 +2567,43 @@
                               <w:pPr>
                                 <w:jc w:val="center"/>
                                 <w:rPr>
+                                  <w:rFonts w:asciiTheme="majorHAnsi" w:eastAsiaTheme="majorEastAsia" w:hAnsiTheme="majorHAnsi" w:cstheme="majorBidi"/>
+                                  <w:color w:val="660033"/>
+                                  <w:sz w:val="72"/>
                                   <w:szCs w:val="72"/>
                                 </w:rPr>
                               </w:pPr>
                               <w:r>
                                 <w:rPr>
-                                  <w:rFonts w:eastAsiaTheme="minorEastAsia" w:cs="Times New Roman"/>
-                                  <w:sz w:val="22"/>
+                                  <w:rFonts w:asciiTheme="majorHAnsi" w:eastAsiaTheme="majorEastAsia" w:hAnsiTheme="majorHAnsi" w:cstheme="majorBidi"/>
+                                  <w:color w:val="660033"/>
+                                  <w:sz w:val="72"/>
+                                  <w:szCs w:val="72"/>
                                 </w:rPr>
                                 <w:fldChar w:fldCharType="begin"/>
                               </w:r>
                               <w:r>
+                                <w:rPr>
+                                  <w:rFonts w:asciiTheme="majorHAnsi" w:eastAsiaTheme="majorEastAsia" w:hAnsiTheme="majorHAnsi" w:cstheme="majorBidi"/>
+                                  <w:color w:val="660033"/>
+                                  <w:sz w:val="72"/>
+                                  <w:szCs w:val="72"/>
+                                </w:rPr>
                                 <w:instrText>PAGE    \* MERGEFORMAT</w:instrText>
                               </w:r>
                               <w:r>
                                 <w:rPr>
-                                  <w:rFonts w:eastAsiaTheme="minorEastAsia" w:cs="Times New Roman"/>
-                                  <w:sz w:val="22"/>
+                                  <w:rFonts w:asciiTheme="majorHAnsi" w:eastAsiaTheme="majorEastAsia" w:hAnsiTheme="majorHAnsi" w:cstheme="majorBidi"/>
+                                  <w:color w:val="660033"/>
+                                  <w:sz w:val="72"/>
+                                  <w:szCs w:val="72"/>
                                 </w:rPr>
                                 <w:fldChar w:fldCharType="separate"/>
                               </w:r>
                               <w:r>
                                 <w:rPr>
                                   <w:rFonts w:asciiTheme="majorHAnsi" w:eastAsiaTheme="majorEastAsia" w:hAnsiTheme="majorHAnsi" w:cstheme="majorBidi"/>
-                                  <w:color w:val="FFFFFF" w:themeColor="background1"/>
+                                  <w:color w:val="660033"/>
                                   <w:sz w:val="72"/>
                                   <w:szCs w:val="72"/>
                                 </w:rPr>
@@ -2457,7 +2612,7 @@
                               <w:r>
                                 <w:rPr>
                                   <w:rFonts w:asciiTheme="majorHAnsi" w:eastAsiaTheme="majorEastAsia" w:hAnsiTheme="majorHAnsi" w:cstheme="majorBidi"/>
-                                  <w:color w:val="FFFFFF" w:themeColor="background1"/>
+                                  <w:color w:val="660033"/>
                                   <w:sz w:val="72"/>
                                   <w:szCs w:val="72"/>
                                 </w:rPr>
@@ -2495,37 +2650,50 @@
                     <v:h position="#0,topLeft" xrange="0,21600"/>
                   </v:handles>
                 </v:shapetype>
-                <v:shape id="Háromszög 3" o:spid="_x0000_s1027" type="#_x0000_t5" style="position:absolute;margin-left:0;margin-top:0;width:167.4pt;height:161.8pt;flip:x;z-index:251660288;visibility:visible;mso-wrap-style:square;mso-width-percent:0;mso-height-percent:0;mso-wrap-distance-left:9pt;mso-wrap-distance-top:0;mso-wrap-distance-right:9pt;mso-wrap-distance-bottom:0;mso-position-horizontal:left;mso-position-horizontal-relative:page;mso-position-vertical:bottom;mso-position-vertical-relative:page;mso-width-percent:0;mso-height-percent:0;mso-width-relative:page;mso-height-relative:page;v-text-anchor:top" o:gfxdata="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" adj="21600" fillcolor="#d2eaf1" stroked="f">
+                <v:shape id="Háromszög 3" o:spid="_x0000_s1027" type="#_x0000_t5" style="position:absolute;left:0;text-align:left;margin-left:0;margin-top:0;width:167.4pt;height:161.8pt;flip:x;z-index:251660288;visibility:visible;mso-wrap-style:square;mso-width-percent:0;mso-height-percent:0;mso-wrap-distance-left:9pt;mso-wrap-distance-top:0;mso-wrap-distance-right:9pt;mso-wrap-distance-bottom:0;mso-position-horizontal:left;mso-position-horizontal-relative:page;mso-position-vertical:bottom;mso-position-vertical-relative:page;mso-width-percent:0;mso-height-percent:0;mso-width-relative:page;mso-height-relative:page;v-text-anchor:top" o:gfxdata="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" adj="21600" fillcolor="#d2eaf1" stroked="f">
                   <v:textbox>
                     <w:txbxContent>
                       <w:p>
                         <w:pPr>
                           <w:jc w:val="center"/>
                           <w:rPr>
+                            <w:rFonts w:asciiTheme="majorHAnsi" w:eastAsiaTheme="majorEastAsia" w:hAnsiTheme="majorHAnsi" w:cstheme="majorBidi"/>
+                            <w:color w:val="660033"/>
+                            <w:sz w:val="72"/>
                             <w:szCs w:val="72"/>
                           </w:rPr>
                         </w:pPr>
                         <w:r>
                           <w:rPr>
-                            <w:rFonts w:eastAsiaTheme="minorEastAsia" w:cs="Times New Roman"/>
-                            <w:sz w:val="22"/>
+                            <w:rFonts w:asciiTheme="majorHAnsi" w:eastAsiaTheme="majorEastAsia" w:hAnsiTheme="majorHAnsi" w:cstheme="majorBidi"/>
+                            <w:color w:val="660033"/>
+                            <w:sz w:val="72"/>
+                            <w:szCs w:val="72"/>
                           </w:rPr>
                           <w:fldChar w:fldCharType="begin"/>
                         </w:r>
                         <w:r>
+                          <w:rPr>
+                            <w:rFonts w:asciiTheme="majorHAnsi" w:eastAsiaTheme="majorEastAsia" w:hAnsiTheme="majorHAnsi" w:cstheme="majorBidi"/>
+                            <w:color w:val="660033"/>
+                            <w:sz w:val="72"/>
+                            <w:szCs w:val="72"/>
+                          </w:rPr>
                           <w:instrText>PAGE    \* MERGEFORMAT</w:instrText>
                         </w:r>
                         <w:r>
                           <w:rPr>
-                            <w:rFonts w:eastAsiaTheme="minorEastAsia" w:cs="Times New Roman"/>
-                            <w:sz w:val="22"/>
+                            <w:rFonts w:asciiTheme="majorHAnsi" w:eastAsiaTheme="majorEastAsia" w:hAnsiTheme="majorHAnsi" w:cstheme="majorBidi"/>
+                            <w:color w:val="660033"/>
+                            <w:sz w:val="72"/>
+                            <w:szCs w:val="72"/>
                           </w:rPr>
                           <w:fldChar w:fldCharType="separate"/>
                         </w:r>
                         <w:r>
                           <w:rPr>
                             <w:rFonts w:asciiTheme="majorHAnsi" w:eastAsiaTheme="majorEastAsia" w:hAnsiTheme="majorHAnsi" w:cstheme="majorBidi"/>
-                            <w:color w:val="FFFFFF" w:themeColor="background1"/>
+                            <w:color w:val="660033"/>
                             <w:sz w:val="72"/>
                             <w:szCs w:val="72"/>
                           </w:rPr>
@@ -2534,7 +2702,7 @@
                         <w:r>
                           <w:rPr>
                             <w:rFonts w:asciiTheme="majorHAnsi" w:eastAsiaTheme="majorEastAsia" w:hAnsiTheme="majorHAnsi" w:cstheme="majorBidi"/>
-                            <w:color w:val="FFFFFF" w:themeColor="background1"/>
+                            <w:color w:val="660033"/>
                             <w:sz w:val="72"/>
                             <w:szCs w:val="72"/>
                           </w:rPr>
@@ -2661,7 +2829,6 @@
         </wp:anchor>
       </w:drawing>
     </w:r>
-    <w:proofErr w:type="spellStart"/>
     <w:r>
       <w:rPr>
         <w:rFonts w:ascii="Arial Black" w:hAnsi="Arial Black"/>
@@ -2669,9 +2836,8 @@
         <w:sz w:val="24"/>
         <w:szCs w:val="24"/>
       </w:rPr>
-      <w:t>GyP</w:t>
+      <w:t>GP</w:t>
     </w:r>
-    <w:proofErr w:type="spellEnd"/>
   </w:p>
 </w:hdr>
 </file>
@@ -2794,7 +2960,7 @@
   <w:abstractNum w:abstractNumId="1" w15:restartNumberingAfterBreak="0">
     <w:nsid w:val="397D1DA4"/>
     <w:multiLevelType w:val="hybridMultilevel"/>
-    <w:tmpl w:val="6D469BBC"/>
+    <w:tmpl w:val="966C1FD2"/>
     <w:lvl w:ilvl="0" w:tplc="040E0001">
       <w:start w:val="1"/>
       <w:numFmt w:val="bullet"/>
@@ -2905,6 +3071,346 @@
     </w:lvl>
   </w:abstractNum>
   <w:abstractNum w:abstractNumId="2" w15:restartNumberingAfterBreak="0">
+    <w:nsid w:val="4195432B"/>
+    <w:multiLevelType w:val="hybridMultilevel"/>
+    <w:tmpl w:val="F0CE8F46"/>
+    <w:lvl w:ilvl="0" w:tplc="040E0001">
+      <w:start w:val="1"/>
+      <w:numFmt w:val="bullet"/>
+      <w:lvlText w:val=""/>
+      <w:lvlJc w:val="left"/>
+      <w:pPr>
+        <w:ind w:left="2505" w:hanging="360"/>
+      </w:pPr>
+      <w:rPr>
+        <w:rFonts w:ascii="Symbol" w:hAnsi="Symbol" w:hint="default"/>
+      </w:rPr>
+    </w:lvl>
+    <w:lvl w:ilvl="1" w:tplc="040E0003" w:tentative="1">
+      <w:start w:val="1"/>
+      <w:numFmt w:val="bullet"/>
+      <w:lvlText w:val="o"/>
+      <w:lvlJc w:val="left"/>
+      <w:pPr>
+        <w:ind w:left="3225" w:hanging="360"/>
+      </w:pPr>
+      <w:rPr>
+        <w:rFonts w:ascii="Courier New" w:hAnsi="Courier New" w:cs="Courier New" w:hint="default"/>
+      </w:rPr>
+    </w:lvl>
+    <w:lvl w:ilvl="2" w:tplc="040E0005" w:tentative="1">
+      <w:start w:val="1"/>
+      <w:numFmt w:val="bullet"/>
+      <w:lvlText w:val=""/>
+      <w:lvlJc w:val="left"/>
+      <w:pPr>
+        <w:ind w:left="3945" w:hanging="360"/>
+      </w:pPr>
+      <w:rPr>
+        <w:rFonts w:ascii="Wingdings" w:hAnsi="Wingdings" w:hint="default"/>
+      </w:rPr>
+    </w:lvl>
+    <w:lvl w:ilvl="3" w:tplc="040E0001" w:tentative="1">
+      <w:start w:val="1"/>
+      <w:numFmt w:val="bullet"/>
+      <w:lvlText w:val=""/>
+      <w:lvlJc w:val="left"/>
+      <w:pPr>
+        <w:ind w:left="4665" w:hanging="360"/>
+      </w:pPr>
+      <w:rPr>
+        <w:rFonts w:ascii="Symbol" w:hAnsi="Symbol" w:hint="default"/>
+      </w:rPr>
+    </w:lvl>
+    <w:lvl w:ilvl="4" w:tplc="040E0003" w:tentative="1">
+      <w:start w:val="1"/>
+      <w:numFmt w:val="bullet"/>
+      <w:lvlText w:val="o"/>
+      <w:lvlJc w:val="left"/>
+      <w:pPr>
+        <w:ind w:left="5385" w:hanging="360"/>
+      </w:pPr>
+      <w:rPr>
+        <w:rFonts w:ascii="Courier New" w:hAnsi="Courier New" w:cs="Courier New" w:hint="default"/>
+      </w:rPr>
+    </w:lvl>
+    <w:lvl w:ilvl="5" w:tplc="040E0005" w:tentative="1">
+      <w:start w:val="1"/>
+      <w:numFmt w:val="bullet"/>
+      <w:lvlText w:val=""/>
+      <w:lvlJc w:val="left"/>
+      <w:pPr>
+        <w:ind w:left="6105" w:hanging="360"/>
+      </w:pPr>
+      <w:rPr>
+        <w:rFonts w:ascii="Wingdings" w:hAnsi="Wingdings" w:hint="default"/>
+      </w:rPr>
+    </w:lvl>
+    <w:lvl w:ilvl="6" w:tplc="040E0001" w:tentative="1">
+      <w:start w:val="1"/>
+      <w:numFmt w:val="bullet"/>
+      <w:lvlText w:val=""/>
+      <w:lvlJc w:val="left"/>
+      <w:pPr>
+        <w:ind w:left="6825" w:hanging="360"/>
+      </w:pPr>
+      <w:rPr>
+        <w:rFonts w:ascii="Symbol" w:hAnsi="Symbol" w:hint="default"/>
+      </w:rPr>
+    </w:lvl>
+    <w:lvl w:ilvl="7" w:tplc="040E0003" w:tentative="1">
+      <w:start w:val="1"/>
+      <w:numFmt w:val="bullet"/>
+      <w:lvlText w:val="o"/>
+      <w:lvlJc w:val="left"/>
+      <w:pPr>
+        <w:ind w:left="7545" w:hanging="360"/>
+      </w:pPr>
+      <w:rPr>
+        <w:rFonts w:ascii="Courier New" w:hAnsi="Courier New" w:cs="Courier New" w:hint="default"/>
+      </w:rPr>
+    </w:lvl>
+    <w:lvl w:ilvl="8" w:tplc="040E0005" w:tentative="1">
+      <w:start w:val="1"/>
+      <w:numFmt w:val="bullet"/>
+      <w:lvlText w:val=""/>
+      <w:lvlJc w:val="left"/>
+      <w:pPr>
+        <w:ind w:left="8265" w:hanging="360"/>
+      </w:pPr>
+      <w:rPr>
+        <w:rFonts w:ascii="Wingdings" w:hAnsi="Wingdings" w:hint="default"/>
+      </w:rPr>
+    </w:lvl>
+  </w:abstractNum>
+  <w:abstractNum w:abstractNumId="3" w15:restartNumberingAfterBreak="0">
+    <w:nsid w:val="456274C1"/>
+    <w:multiLevelType w:val="hybridMultilevel"/>
+    <w:tmpl w:val="3D3C832A"/>
+    <w:lvl w:ilvl="0" w:tplc="040E0001">
+      <w:start w:val="1"/>
+      <w:numFmt w:val="bullet"/>
+      <w:lvlText w:val=""/>
+      <w:lvlJc w:val="left"/>
+      <w:pPr>
+        <w:ind w:left="720" w:hanging="360"/>
+      </w:pPr>
+      <w:rPr>
+        <w:rFonts w:ascii="Symbol" w:hAnsi="Symbol" w:hint="default"/>
+      </w:rPr>
+    </w:lvl>
+    <w:lvl w:ilvl="1" w:tplc="040E0003">
+      <w:start w:val="1"/>
+      <w:numFmt w:val="bullet"/>
+      <w:lvlText w:val="o"/>
+      <w:lvlJc w:val="left"/>
+      <w:pPr>
+        <w:ind w:left="1440" w:hanging="360"/>
+      </w:pPr>
+      <w:rPr>
+        <w:rFonts w:ascii="Courier New" w:hAnsi="Courier New" w:cs="Courier New" w:hint="default"/>
+      </w:rPr>
+    </w:lvl>
+    <w:lvl w:ilvl="2" w:tplc="040E0005" w:tentative="1">
+      <w:start w:val="1"/>
+      <w:numFmt w:val="bullet"/>
+      <w:lvlText w:val=""/>
+      <w:lvlJc w:val="left"/>
+      <w:pPr>
+        <w:ind w:left="2160" w:hanging="360"/>
+      </w:pPr>
+      <w:rPr>
+        <w:rFonts w:ascii="Wingdings" w:hAnsi="Wingdings" w:hint="default"/>
+      </w:rPr>
+    </w:lvl>
+    <w:lvl w:ilvl="3" w:tplc="040E0001" w:tentative="1">
+      <w:start w:val="1"/>
+      <w:numFmt w:val="bullet"/>
+      <w:lvlText w:val=""/>
+      <w:lvlJc w:val="left"/>
+      <w:pPr>
+        <w:ind w:left="2880" w:hanging="360"/>
+      </w:pPr>
+      <w:rPr>
+        <w:rFonts w:ascii="Symbol" w:hAnsi="Symbol" w:hint="default"/>
+      </w:rPr>
+    </w:lvl>
+    <w:lvl w:ilvl="4" w:tplc="040E0003" w:tentative="1">
+      <w:start w:val="1"/>
+      <w:numFmt w:val="bullet"/>
+      <w:lvlText w:val="o"/>
+      <w:lvlJc w:val="left"/>
+      <w:pPr>
+        <w:ind w:left="3600" w:hanging="360"/>
+      </w:pPr>
+      <w:rPr>
+        <w:rFonts w:ascii="Courier New" w:hAnsi="Courier New" w:cs="Courier New" w:hint="default"/>
+      </w:rPr>
+    </w:lvl>
+    <w:lvl w:ilvl="5" w:tplc="040E0005" w:tentative="1">
+      <w:start w:val="1"/>
+      <w:numFmt w:val="bullet"/>
+      <w:lvlText w:val=""/>
+      <w:lvlJc w:val="left"/>
+      <w:pPr>
+        <w:ind w:left="4320" w:hanging="360"/>
+      </w:pPr>
+      <w:rPr>
+        <w:rFonts w:ascii="Wingdings" w:hAnsi="Wingdings" w:hint="default"/>
+      </w:rPr>
+    </w:lvl>
+    <w:lvl w:ilvl="6" w:tplc="040E0001" w:tentative="1">
+      <w:start w:val="1"/>
+      <w:numFmt w:val="bullet"/>
+      <w:lvlText w:val=""/>
+      <w:lvlJc w:val="left"/>
+      <w:pPr>
+        <w:ind w:left="5040" w:hanging="360"/>
+      </w:pPr>
+      <w:rPr>
+        <w:rFonts w:ascii="Symbol" w:hAnsi="Symbol" w:hint="default"/>
+      </w:rPr>
+    </w:lvl>
+    <w:lvl w:ilvl="7" w:tplc="040E0003" w:tentative="1">
+      <w:start w:val="1"/>
+      <w:numFmt w:val="bullet"/>
+      <w:lvlText w:val="o"/>
+      <w:lvlJc w:val="left"/>
+      <w:pPr>
+        <w:ind w:left="5760" w:hanging="360"/>
+      </w:pPr>
+      <w:rPr>
+        <w:rFonts w:ascii="Courier New" w:hAnsi="Courier New" w:cs="Courier New" w:hint="default"/>
+      </w:rPr>
+    </w:lvl>
+    <w:lvl w:ilvl="8" w:tplc="040E0005" w:tentative="1">
+      <w:start w:val="1"/>
+      <w:numFmt w:val="bullet"/>
+      <w:lvlText w:val=""/>
+      <w:lvlJc w:val="left"/>
+      <w:pPr>
+        <w:ind w:left="6480" w:hanging="360"/>
+      </w:pPr>
+      <w:rPr>
+        <w:rFonts w:ascii="Wingdings" w:hAnsi="Wingdings" w:hint="default"/>
+      </w:rPr>
+    </w:lvl>
+  </w:abstractNum>
+  <w:abstractNum w:abstractNumId="4" w15:restartNumberingAfterBreak="0">
+    <w:nsid w:val="478D3DB2"/>
+    <w:multiLevelType w:val="hybridMultilevel"/>
+    <w:tmpl w:val="AF54947A"/>
+    <w:lvl w:ilvl="0" w:tplc="BB4AB39E">
+      <w:start w:val="1"/>
+      <w:numFmt w:val="bullet"/>
+      <w:lvlText w:val=""/>
+      <w:lvlJc w:val="left"/>
+      <w:pPr>
+        <w:ind w:left="1425" w:hanging="360"/>
+      </w:pPr>
+      <w:rPr>
+        <w:rFonts w:ascii="Symbol" w:hAnsi="Symbol" w:hint="default"/>
+        <w:color w:val="000000" w:themeColor="text1"/>
+      </w:rPr>
+    </w:lvl>
+    <w:lvl w:ilvl="1" w:tplc="040E0003">
+      <w:start w:val="1"/>
+      <w:numFmt w:val="bullet"/>
+      <w:lvlText w:val="o"/>
+      <w:lvlJc w:val="left"/>
+      <w:pPr>
+        <w:ind w:left="2145" w:hanging="360"/>
+      </w:pPr>
+      <w:rPr>
+        <w:rFonts w:ascii="Courier New" w:hAnsi="Courier New" w:cs="Courier New" w:hint="default"/>
+      </w:rPr>
+    </w:lvl>
+    <w:lvl w:ilvl="2" w:tplc="040E0005" w:tentative="1">
+      <w:start w:val="1"/>
+      <w:numFmt w:val="bullet"/>
+      <w:lvlText w:val=""/>
+      <w:lvlJc w:val="left"/>
+      <w:pPr>
+        <w:ind w:left="2865" w:hanging="360"/>
+      </w:pPr>
+      <w:rPr>
+        <w:rFonts w:ascii="Wingdings" w:hAnsi="Wingdings" w:hint="default"/>
+      </w:rPr>
+    </w:lvl>
+    <w:lvl w:ilvl="3" w:tplc="040E0001" w:tentative="1">
+      <w:start w:val="1"/>
+      <w:numFmt w:val="bullet"/>
+      <w:lvlText w:val=""/>
+      <w:lvlJc w:val="left"/>
+      <w:pPr>
+        <w:ind w:left="3585" w:hanging="360"/>
+      </w:pPr>
+      <w:rPr>
+        <w:rFonts w:ascii="Symbol" w:hAnsi="Symbol" w:hint="default"/>
+      </w:rPr>
+    </w:lvl>
+    <w:lvl w:ilvl="4" w:tplc="040E0003" w:tentative="1">
+      <w:start w:val="1"/>
+      <w:numFmt w:val="bullet"/>
+      <w:lvlText w:val="o"/>
+      <w:lvlJc w:val="left"/>
+      <w:pPr>
+        <w:ind w:left="4305" w:hanging="360"/>
+      </w:pPr>
+      <w:rPr>
+        <w:rFonts w:ascii="Courier New" w:hAnsi="Courier New" w:cs="Courier New" w:hint="default"/>
+      </w:rPr>
+    </w:lvl>
+    <w:lvl w:ilvl="5" w:tplc="040E0005" w:tentative="1">
+      <w:start w:val="1"/>
+      <w:numFmt w:val="bullet"/>
+      <w:lvlText w:val=""/>
+      <w:lvlJc w:val="left"/>
+      <w:pPr>
+        <w:ind w:left="5025" w:hanging="360"/>
+      </w:pPr>
+      <w:rPr>
+        <w:rFonts w:ascii="Wingdings" w:hAnsi="Wingdings" w:hint="default"/>
+      </w:rPr>
+    </w:lvl>
+    <w:lvl w:ilvl="6" w:tplc="040E0001" w:tentative="1">
+      <w:start w:val="1"/>
+      <w:numFmt w:val="bullet"/>
+      <w:lvlText w:val=""/>
+      <w:lvlJc w:val="left"/>
+      <w:pPr>
+        <w:ind w:left="5745" w:hanging="360"/>
+      </w:pPr>
+      <w:rPr>
+        <w:rFonts w:ascii="Symbol" w:hAnsi="Symbol" w:hint="default"/>
+      </w:rPr>
+    </w:lvl>
+    <w:lvl w:ilvl="7" w:tplc="040E0003" w:tentative="1">
+      <w:start w:val="1"/>
+      <w:numFmt w:val="bullet"/>
+      <w:lvlText w:val="o"/>
+      <w:lvlJc w:val="left"/>
+      <w:pPr>
+        <w:ind w:left="6465" w:hanging="360"/>
+      </w:pPr>
+      <w:rPr>
+        <w:rFonts w:ascii="Courier New" w:hAnsi="Courier New" w:cs="Courier New" w:hint="default"/>
+      </w:rPr>
+    </w:lvl>
+    <w:lvl w:ilvl="8" w:tplc="040E0005" w:tentative="1">
+      <w:start w:val="1"/>
+      <w:numFmt w:val="bullet"/>
+      <w:lvlText w:val=""/>
+      <w:lvlJc w:val="left"/>
+      <w:pPr>
+        <w:ind w:left="7185" w:hanging="360"/>
+      </w:pPr>
+      <w:rPr>
+        <w:rFonts w:ascii="Wingdings" w:hAnsi="Wingdings" w:hint="default"/>
+      </w:rPr>
+    </w:lvl>
+  </w:abstractNum>
+  <w:abstractNum w:abstractNumId="5" w15:restartNumberingAfterBreak="0">
     <w:nsid w:val="5B144735"/>
     <w:multiLevelType w:val="hybridMultilevel"/>
     <w:tmpl w:val="17E64FDC"/>
@@ -3021,10 +3527,19 @@
     <w:abstractNumId w:val="1"/>
   </w:num>
   <w:num w:numId="2">
-    <w:abstractNumId w:val="2"/>
+    <w:abstractNumId w:val="5"/>
   </w:num>
   <w:num w:numId="3">
     <w:abstractNumId w:val="0"/>
+  </w:num>
+  <w:num w:numId="4">
+    <w:abstractNumId w:val="2"/>
+  </w:num>
+  <w:num w:numId="5">
+    <w:abstractNumId w:val="4"/>
+  </w:num>
+  <w:num w:numId="6">
+    <w:abstractNumId w:val="3"/>
   </w:num>
 </w:numbering>
 </file>
@@ -3427,7 +3942,10 @@
   <w:style w:type="paragraph" w:default="1" w:styleId="Norml">
     <w:name w:val="Normal"/>
     <w:qFormat/>
-    <w:rsid w:val="00D00C80"/>
+    <w:rsid w:val="00F52843"/>
+    <w:pPr>
+      <w:jc w:val="both"/>
+    </w:pPr>
     <w:rPr>
       <w:sz w:val="28"/>
     </w:rPr>
@@ -3463,11 +3981,12 @@
     <w:uiPriority w:val="9"/>
     <w:unhideWhenUsed/>
     <w:qFormat/>
-    <w:rsid w:val="005E335F"/>
+    <w:rsid w:val="00D07215"/>
     <w:pPr>
       <w:keepNext/>
       <w:keepLines/>
       <w:spacing w:before="40" w:after="0"/>
+      <w:ind w:left="708"/>
       <w:outlineLvl w:val="1"/>
     </w:pPr>
     <w:rPr>
@@ -3659,7 +4178,7 @@
     <w:basedOn w:val="Bekezdsalapbettpusa"/>
     <w:link w:val="Cmsor2"/>
     <w:uiPriority w:val="9"/>
-    <w:rsid w:val="005E335F"/>
+    <w:rsid w:val="00D07215"/>
     <w:rPr>
       <w:rFonts w:ascii="Times New Roman" w:eastAsiaTheme="majorEastAsia" w:hAnsi="Times New Roman" w:cstheme="majorBidi"/>
       <w:color w:val="660033"/>

--- a/GyP_KTKF.docx
+++ b/GyP_KTKF.docx
@@ -2035,21 +2035,10 @@
     </w:p>
     <w:p>
       <w:pPr>
-        <w:ind w:left="1065"/>
-        <w:rPr>
-          <w:rFonts w:ascii="Times New Roman" w:eastAsiaTheme="majorEastAsia" w:hAnsi="Times New Roman" w:cstheme="majorBidi"/>
-          <w:color w:val="660033"/>
-          <w:sz w:val="32"/>
-          <w:szCs w:val="32"/>
-          <w:u w:val="single"/>
-        </w:rPr>
-      </w:pPr>
-    </w:p>
-    <w:p>
-      <w:pPr>
         <w:pStyle w:val="Cmsor1"/>
       </w:pPr>
       <w:r>
+        <w:lastRenderedPageBreak/>
         <w:t>5. Dokumentáció</w:t>
       </w:r>
       <w:bookmarkEnd w:id="11"/>
